--- a/Documents/AUTH-001 Configuración OAuth.docx
+++ b/Documents/AUTH-001 Configuración OAuth.docx
@@ -230,7 +230,7 @@
           <w:sz w:val="36"/>
           <w:szCs w:val="36"/>
         </w:rPr>
-        <w:t>The Stallions Team</w:t>
+        <w:t>Wani Connect</w:t>
       </w:r>
     </w:p>
     <w:p>
@@ -1617,61 +1617,7 @@
           <w:sz w:val="24"/>
           <w:szCs w:val="24"/>
         </w:rPr>
-        <w:t xml:space="preserve">El presente documento tiene como propósito describir de manera formal y técnica la configuración del protocolo OAuth 2.0 con Google dentro del módulo de autenticación AUTH-001 del proyecto de software Wani Connect, una aplicación móvil para explorar las Ciudades Creativas de Nicaragua. En concreto, este documento se enfoca en el registro de la aplicación en Google Cloud Console, la configuración de la pantalla de consentimiento OAuth, las credenciales de tipo OAuth 2.0 (Client ID y Client Secret), las </w:t>
-      </w:r>
-      <w:proofErr w:type="spellStart"/>
-      <w:r>
-        <w:rPr>
-          <w:rFonts w:eastAsia="Times New Roman" w:cs="Times New Roman"/>
-          <w:sz w:val="24"/>
-          <w:szCs w:val="24"/>
-        </w:rPr>
-        <w:t>URIs</w:t>
-      </w:r>
-      <w:proofErr w:type="spellEnd"/>
-      <w:r>
-        <w:rPr>
-          <w:rFonts w:eastAsia="Times New Roman" w:cs="Times New Roman"/>
-          <w:sz w:val="24"/>
-          <w:szCs w:val="24"/>
-        </w:rPr>
-        <w:t xml:space="preserve"> de redirección autorizadas, el flujo completo de autorización (</w:t>
-      </w:r>
-      <w:proofErr w:type="spellStart"/>
-      <w:r>
-        <w:rPr>
-          <w:rFonts w:eastAsia="Times New Roman" w:cs="Times New Roman"/>
-          <w:sz w:val="24"/>
-          <w:szCs w:val="24"/>
-        </w:rPr>
-        <w:t>Authorization</w:t>
-      </w:r>
-      <w:proofErr w:type="spellEnd"/>
-      <w:r>
-        <w:rPr>
-          <w:rFonts w:eastAsia="Times New Roman" w:cs="Times New Roman"/>
-          <w:sz w:val="24"/>
-          <w:szCs w:val="24"/>
-        </w:rPr>
-        <w:t xml:space="preserve"> Code Flow), el manejo de los tokens de acceso y actualización, y los ámbitos (</w:t>
-      </w:r>
-      <w:proofErr w:type="spellStart"/>
-      <w:r>
-        <w:rPr>
-          <w:rFonts w:eastAsia="Times New Roman" w:cs="Times New Roman"/>
-          <w:sz w:val="24"/>
-          <w:szCs w:val="24"/>
-        </w:rPr>
-        <w:t>scopes</w:t>
-      </w:r>
-      <w:proofErr w:type="spellEnd"/>
-      <w:r>
-        <w:rPr>
-          <w:rFonts w:eastAsia="Times New Roman" w:cs="Times New Roman"/>
-          <w:sz w:val="24"/>
-          <w:szCs w:val="24"/>
-        </w:rPr>
-        <w:t>) solicitados.</w:t>
+        <w:t>El presente documento tiene como propósito describir de manera formal y técnica la configuración del protocolo OAuth 2.0 con Google dentro del módulo de autenticación AUTH-001 del proyecto de software Wani Connect, una aplicación móvil para explorar las Ciudades Creativas de Nicaragua. En concreto, este documento se enfoca en el registro de la aplicación en Google Cloud Console, la configuración de la pantalla de consentimiento OAuth, las credenciales de tipo OAuth 2.0 (Client ID y Client Secret), las URIs de redirección autorizadas, el flujo completo de autorización (Authorization Code Flow), el manejo de los tokens de acceso y actualización, y los ámbitos (scopes) solicitados.</w:t>
       </w:r>
     </w:p>
     <w:p>
@@ -1717,25 +1663,7 @@
           <w:sz w:val="24"/>
           <w:szCs w:val="24"/>
         </w:rPr>
-        <w:t xml:space="preserve">Desde el punto de vista de la arquitectura, la autenticación con Google se canaliza a través de Firebase; no obstante, la configuración de las credenciales de OAuth y de la pantalla de consentimiento se realiza en Google Cloud Console. El frontend es una aplicación </w:t>
-      </w:r>
-      <w:proofErr w:type="spellStart"/>
-      <w:r>
-        <w:rPr>
-          <w:rFonts w:eastAsia="Times New Roman" w:cs="Times New Roman"/>
-          <w:sz w:val="24"/>
-          <w:szCs w:val="24"/>
-        </w:rPr>
-        <w:t>React</w:t>
-      </w:r>
-      <w:proofErr w:type="spellEnd"/>
-      <w:r>
-        <w:rPr>
-          <w:rFonts w:eastAsia="Times New Roman" w:cs="Times New Roman"/>
-          <w:sz w:val="24"/>
-          <w:szCs w:val="24"/>
-        </w:rPr>
-        <w:t xml:space="preserve"> Native (Expo), mientras que el backend está desarrollado con Spring Boot 4.1.0 y Java 21.</w:t>
+        <w:t>Desde el punto de vista de la arquitectura, la autenticación con Google se canaliza a través de Firebase; no obstante, la configuración de las credenciales de OAuth y de la pantalla de consentimiento se realiza en Google Cloud Console. El frontend es una aplicación React Native (Expo), mientras que el backend está desarrollado con Spring Boot 4.1.0 y Java 21.</w:t>
       </w:r>
     </w:p>
     <w:p>
@@ -1868,61 +1796,7 @@
           <w:sz w:val="24"/>
           <w:szCs w:val="24"/>
         </w:rPr>
-        <w:t xml:space="preserve">Antes de poder utilizar las credenciales OAuth, Google requiere configurar la pantalla de consentimiento de OAuth (OAuth </w:t>
-      </w:r>
-      <w:proofErr w:type="spellStart"/>
-      <w:r>
-        <w:rPr>
-          <w:rFonts w:eastAsia="Times New Roman" w:cs="Times New Roman"/>
-          <w:sz w:val="24"/>
-          <w:szCs w:val="24"/>
-        </w:rPr>
-        <w:t>consent</w:t>
-      </w:r>
-      <w:proofErr w:type="spellEnd"/>
-      <w:r>
-        <w:rPr>
-          <w:rFonts w:eastAsia="Times New Roman" w:cs="Times New Roman"/>
-          <w:sz w:val="24"/>
-          <w:szCs w:val="24"/>
-        </w:rPr>
-        <w:t xml:space="preserve"> </w:t>
-      </w:r>
-      <w:proofErr w:type="spellStart"/>
-      <w:r>
-        <w:rPr>
-          <w:rFonts w:eastAsia="Times New Roman" w:cs="Times New Roman"/>
-          <w:sz w:val="24"/>
-          <w:szCs w:val="24"/>
-        </w:rPr>
-        <w:t>screen</w:t>
-      </w:r>
-      <w:proofErr w:type="spellEnd"/>
-      <w:r>
-        <w:rPr>
-          <w:rFonts w:eastAsia="Times New Roman" w:cs="Times New Roman"/>
-          <w:sz w:val="24"/>
-          <w:szCs w:val="24"/>
-        </w:rPr>
-        <w:t>). Esta pantalla es la que se le muestra al usuario antes de otorgar acceso a su cuenta de Google, informándole qué datos se van a solicitar. En la configuración se especificaron los datos públicos de la aplicación, el dominio de la aplicación y la información de contacto, así como los ámbitos (</w:t>
-      </w:r>
-      <w:proofErr w:type="spellStart"/>
-      <w:r>
-        <w:rPr>
-          <w:rFonts w:eastAsia="Times New Roman" w:cs="Times New Roman"/>
-          <w:sz w:val="24"/>
-          <w:szCs w:val="24"/>
-        </w:rPr>
-        <w:t>scopes</w:t>
-      </w:r>
-      <w:proofErr w:type="spellEnd"/>
-      <w:r>
-        <w:rPr>
-          <w:rFonts w:eastAsia="Times New Roman" w:cs="Times New Roman"/>
-          <w:sz w:val="24"/>
-          <w:szCs w:val="24"/>
-        </w:rPr>
-        <w:t>) de acceso que se van a solicitar. Dependiendo del estado de verificación de la aplicación (en modo de prueba o publicado), la pantalla de consentimiento puede presentar o no la advertencia de aplicación no verificada.</w:t>
+        <w:t>Antes de poder utilizar las credenciales OAuth, Google requiere configurar la pantalla de consentimiento de OAuth (OAuth consent screen). Esta pantalla es la que se le muestra al usuario antes de otorgar acceso a su cuenta de Google, informándole qué datos se van a solicitar. En la configuración se especificaron los datos públicos de la aplicación, el dominio de la aplicación y la información de contacto, así como los ámbitos (scopes) de acceso que se van a solicitar. Dependiendo del estado de verificación de la aplicación (en modo de prueba o publicado), la pantalla de consentimiento puede presentar o no la advertencia de aplicación no verificada.</w:t>
       </w:r>
     </w:p>
     <w:p>
@@ -1980,12 +1854,6 @@
         <w:gridCol w:w="2808"/>
       </w:tblGrid>
       <w:tr>
-        <w:tblPrEx>
-          <w:tblCellMar>
-            <w:top w:w="0" w:type="dxa"/>
-            <w:bottom w:w="0" w:type="dxa"/>
-          </w:tblCellMar>
-        </w:tblPrEx>
         <w:trPr>
           <w:tblHeader/>
         </w:trPr>
@@ -2080,12 +1948,6 @@
         </w:tc>
       </w:tr>
       <w:tr>
-        <w:tblPrEx>
-          <w:tblCellMar>
-            <w:top w:w="0" w:type="dxa"/>
-            <w:bottom w:w="0" w:type="dxa"/>
-          </w:tblCellMar>
-        </w:tblPrEx>
         <w:tc>
           <w:tcPr>
             <w:tcW w:w="2434" w:type="dxa"/>
@@ -2156,12 +2018,6 @@
         </w:tc>
       </w:tr>
       <w:tr>
-        <w:tblPrEx>
-          <w:tblCellMar>
-            <w:top w:w="0" w:type="dxa"/>
-            <w:bottom w:w="0" w:type="dxa"/>
-          </w:tblCellMar>
-        </w:tblPrEx>
         <w:tc>
           <w:tcPr>
             <w:tcW w:w="2434" w:type="dxa"/>
@@ -2232,12 +2088,6 @@
         </w:tc>
       </w:tr>
       <w:tr>
-        <w:tblPrEx>
-          <w:tblCellMar>
-            <w:top w:w="0" w:type="dxa"/>
-            <w:bottom w:w="0" w:type="dxa"/>
-          </w:tblCellMar>
-        </w:tblPrEx>
         <w:tc>
           <w:tcPr>
             <w:tcW w:w="2434" w:type="dxa"/>
@@ -2308,12 +2158,6 @@
         </w:tc>
       </w:tr>
       <w:tr>
-        <w:tblPrEx>
-          <w:tblCellMar>
-            <w:top w:w="0" w:type="dxa"/>
-            <w:bottom w:w="0" w:type="dxa"/>
-          </w:tblCellMar>
-        </w:tblPrEx>
         <w:tc>
           <w:tcPr>
             <w:tcW w:w="2434" w:type="dxa"/>
@@ -2395,21 +2239,7 @@
         <w:rPr>
           <w:rFonts w:eastAsia="Times New Roman"/>
         </w:rPr>
-        <w:t xml:space="preserve">2.4. </w:t>
-      </w:r>
-      <w:proofErr w:type="spellStart"/>
-      <w:r>
-        <w:rPr>
-          <w:rFonts w:eastAsia="Times New Roman"/>
-        </w:rPr>
-        <w:t>URIs</w:t>
-      </w:r>
-      <w:proofErr w:type="spellEnd"/>
-      <w:r>
-        <w:rPr>
-          <w:rFonts w:eastAsia="Times New Roman"/>
-        </w:rPr>
-        <w:t xml:space="preserve"> </w:t>
+        <w:t xml:space="preserve">2.4. URIs </w:t>
       </w:r>
       <w:r>
         <w:t>de</w:t>
@@ -2434,115 +2264,7 @@
           <w:sz w:val="24"/>
           <w:szCs w:val="24"/>
         </w:rPr>
-        <w:t xml:space="preserve">Las </w:t>
-      </w:r>
-      <w:proofErr w:type="spellStart"/>
-      <w:r>
-        <w:rPr>
-          <w:rFonts w:eastAsia="Times New Roman" w:cs="Times New Roman"/>
-          <w:sz w:val="24"/>
-          <w:szCs w:val="24"/>
-        </w:rPr>
-        <w:t>URIs</w:t>
-      </w:r>
-      <w:proofErr w:type="spellEnd"/>
-      <w:r>
-        <w:rPr>
-          <w:rFonts w:eastAsia="Times New Roman" w:cs="Times New Roman"/>
-          <w:sz w:val="24"/>
-          <w:szCs w:val="24"/>
-        </w:rPr>
-        <w:t xml:space="preserve"> de redirección autorizadas (</w:t>
-      </w:r>
-      <w:proofErr w:type="spellStart"/>
-      <w:r>
-        <w:rPr>
-          <w:rFonts w:eastAsia="Times New Roman" w:cs="Times New Roman"/>
-          <w:sz w:val="24"/>
-          <w:szCs w:val="24"/>
-        </w:rPr>
-        <w:t>redirect</w:t>
-      </w:r>
-      <w:proofErr w:type="spellEnd"/>
-      <w:r>
-        <w:rPr>
-          <w:rFonts w:eastAsia="Times New Roman" w:cs="Times New Roman"/>
-          <w:sz w:val="24"/>
-          <w:szCs w:val="24"/>
-        </w:rPr>
-        <w:t xml:space="preserve"> </w:t>
-      </w:r>
-      <w:proofErr w:type="spellStart"/>
-      <w:r>
-        <w:rPr>
-          <w:rFonts w:eastAsia="Times New Roman" w:cs="Times New Roman"/>
-          <w:sz w:val="24"/>
-          <w:szCs w:val="24"/>
-        </w:rPr>
-        <w:t>URIs</w:t>
-      </w:r>
-      <w:proofErr w:type="spellEnd"/>
-      <w:r>
-        <w:rPr>
-          <w:rFonts w:eastAsia="Times New Roman" w:cs="Times New Roman"/>
-          <w:sz w:val="24"/>
-          <w:szCs w:val="24"/>
-        </w:rPr>
-        <w:t xml:space="preserve">) son las direcciones a las que Google puede enviar al usuario una vez completado el proceso de autorización. Es imprescindible registrar únicamente las </w:t>
-      </w:r>
-      <w:proofErr w:type="spellStart"/>
-      <w:r>
-        <w:rPr>
-          <w:rFonts w:eastAsia="Times New Roman" w:cs="Times New Roman"/>
-          <w:sz w:val="24"/>
-          <w:szCs w:val="24"/>
-        </w:rPr>
-        <w:t>URIs</w:t>
-      </w:r>
-      <w:proofErr w:type="spellEnd"/>
-      <w:r>
-        <w:rPr>
-          <w:rFonts w:eastAsia="Times New Roman" w:cs="Times New Roman"/>
-          <w:sz w:val="24"/>
-          <w:szCs w:val="24"/>
-        </w:rPr>
-        <w:t xml:space="preserve"> que la aplicación controla, ya que Google rechazará cualquier redirección a una URI no autorizada. En el proyecto, las </w:t>
-      </w:r>
-      <w:proofErr w:type="spellStart"/>
-      <w:r>
-        <w:rPr>
-          <w:rFonts w:eastAsia="Times New Roman" w:cs="Times New Roman"/>
-          <w:sz w:val="24"/>
-          <w:szCs w:val="24"/>
-        </w:rPr>
-        <w:t>URIs</w:t>
-      </w:r>
-      <w:proofErr w:type="spellEnd"/>
-      <w:r>
-        <w:rPr>
-          <w:rFonts w:eastAsia="Times New Roman" w:cs="Times New Roman"/>
-          <w:sz w:val="24"/>
-          <w:szCs w:val="24"/>
-        </w:rPr>
-        <w:t xml:space="preserve"> de redirección dependen de la plataforma: en el desarrollo web se emplean los dominios locales y de Expo, y en las plataformas móviles se gestionan mediante los esquemas de vínculo de aplicación y el dominio de autenticación de Firebase. La siguiente tabla ilustra las categorías de </w:t>
-      </w:r>
-      <w:proofErr w:type="spellStart"/>
-      <w:r>
-        <w:rPr>
-          <w:rFonts w:eastAsia="Times New Roman" w:cs="Times New Roman"/>
-          <w:sz w:val="24"/>
-          <w:szCs w:val="24"/>
-        </w:rPr>
-        <w:t>URIs</w:t>
-      </w:r>
-      <w:proofErr w:type="spellEnd"/>
-      <w:r>
-        <w:rPr>
-          <w:rFonts w:eastAsia="Times New Roman" w:cs="Times New Roman"/>
-          <w:sz w:val="24"/>
-          <w:szCs w:val="24"/>
-        </w:rPr>
-        <w:t xml:space="preserve"> de redirección utilizadas según el entorno:</w:t>
+        <w:t>Las URIs de redirección autorizadas (redirect URIs) son las direcciones a las que Google puede enviar al usuario una vez completado el proceso de autorización. Es imprescindible registrar únicamente las URIs que la aplicación controla, ya que Google rechazará cualquier redirección a una URI no autorizada. En el proyecto, las URIs de redirección dependen de la plataforma: en el desarrollo web se emplean los dominios locales y de Expo, y en las plataformas móviles se gestionan mediante los esquemas de vínculo de aplicación y el dominio de autenticación de Firebase. La siguiente tabla ilustra las categorías de URIs de redirección utilizadas según el entorno:</w:t>
       </w:r>
     </w:p>
     <w:p/>
@@ -2570,12 +2292,6 @@
         <w:gridCol w:w="5183"/>
       </w:tblGrid>
       <w:tr>
-        <w:tblPrEx>
-          <w:tblCellMar>
-            <w:top w:w="0" w:type="dxa"/>
-            <w:bottom w:w="0" w:type="dxa"/>
-          </w:tblCellMar>
-        </w:tblPrEx>
         <w:trPr>
           <w:tblHeader/>
         </w:trPr>
@@ -2647,12 +2363,6 @@
         </w:tc>
       </w:tr>
       <w:tr>
-        <w:tblPrEx>
-          <w:tblCellMar>
-            <w:top w:w="0" w:type="dxa"/>
-            <w:bottom w:w="0" w:type="dxa"/>
-          </w:tblCellMar>
-        </w:tblPrEx>
         <w:tc>
           <w:tcPr>
             <w:tcW w:w="2059" w:type="dxa"/>
@@ -2695,32 +2405,17 @@
             <w:pPr>
               <w:spacing w:before="30" w:after="30"/>
             </w:pPr>
-            <w:proofErr w:type="gramStart"/>
             <w:r>
               <w:rPr>
                 <w:rFonts w:eastAsia="Times New Roman" w:cs="Times New Roman"/>
                 <w:sz w:val="22"/>
               </w:rPr>
-              <w:t>http://localhost:*  y</w:t>
-            </w:r>
-            <w:proofErr w:type="gramEnd"/>
-            <w:r>
-              <w:rPr>
-                <w:rFonts w:eastAsia="Times New Roman" w:cs="Times New Roman"/>
-                <w:sz w:val="22"/>
-              </w:rPr>
-              <w:t xml:space="preserve"> dominios de desarrollo</w:t>
+              <w:t>http://localhost:*  y dominios de desarrollo</w:t>
             </w:r>
           </w:p>
         </w:tc>
       </w:tr>
       <w:tr>
-        <w:tblPrEx>
-          <w:tblCellMar>
-            <w:top w:w="0" w:type="dxa"/>
-            <w:bottom w:w="0" w:type="dxa"/>
-          </w:tblCellMar>
-        </w:tblPrEx>
         <w:tc>
           <w:tcPr>
             <w:tcW w:w="2059" w:type="dxa"/>
@@ -2774,12 +2469,6 @@
         </w:tc>
       </w:tr>
       <w:tr>
-        <w:tblPrEx>
-          <w:tblCellMar>
-            <w:top w:w="0" w:type="dxa"/>
-            <w:bottom w:w="0" w:type="dxa"/>
-          </w:tblCellMar>
-        </w:tblPrEx>
         <w:tc>
           <w:tcPr>
             <w:tcW w:w="2059" w:type="dxa"/>
@@ -2827,23 +2516,7 @@
                 <w:rFonts w:eastAsia="Times New Roman" w:cs="Times New Roman"/>
                 <w:sz w:val="22"/>
               </w:rPr>
-              <w:t xml:space="preserve">Esquemas de aplicación y </w:t>
-            </w:r>
-            <w:proofErr w:type="spellStart"/>
-            <w:r>
-              <w:rPr>
-                <w:rFonts w:eastAsia="Times New Roman" w:cs="Times New Roman"/>
-                <w:sz w:val="22"/>
-              </w:rPr>
-              <w:t>auhtDomain</w:t>
-            </w:r>
-            <w:proofErr w:type="spellEnd"/>
-            <w:r>
-              <w:rPr>
-                <w:rFonts w:eastAsia="Times New Roman" w:cs="Times New Roman"/>
-                <w:sz w:val="22"/>
-              </w:rPr>
-              <w:t xml:space="preserve"> de Firebase</w:t>
+              <w:t>Esquemas de aplicación y auhtDomain de Firebase</w:t>
             </w:r>
           </w:p>
         </w:tc>
@@ -2861,43 +2534,7 @@
           <w:sz w:val="24"/>
           <w:szCs w:val="24"/>
         </w:rPr>
-        <w:t xml:space="preserve">En el flujo real de la aplicación, dado que la autenticación con Google se delega en Firebase, las </w:t>
-      </w:r>
-      <w:proofErr w:type="spellStart"/>
-      <w:r>
-        <w:rPr>
-          <w:rFonts w:eastAsia="Times New Roman" w:cs="Times New Roman"/>
-          <w:sz w:val="24"/>
-          <w:szCs w:val="24"/>
-        </w:rPr>
-        <w:t>URIs</w:t>
-      </w:r>
-      <w:proofErr w:type="spellEnd"/>
-      <w:r>
-        <w:rPr>
-          <w:rFonts w:eastAsia="Times New Roman" w:cs="Times New Roman"/>
-          <w:sz w:val="24"/>
-          <w:szCs w:val="24"/>
-        </w:rPr>
-        <w:t xml:space="preserve"> de redirección autorizadas son principalmente las que Firebase utiliza internamente para el dominio </w:t>
-      </w:r>
-      <w:proofErr w:type="spellStart"/>
-      <w:r>
-        <w:rPr>
-          <w:rFonts w:eastAsia="Times New Roman" w:cs="Times New Roman"/>
-          <w:sz w:val="24"/>
-          <w:szCs w:val="24"/>
-        </w:rPr>
-        <w:t>authDomain</w:t>
-      </w:r>
-      <w:proofErr w:type="spellEnd"/>
-      <w:r>
-        <w:rPr>
-          <w:rFonts w:eastAsia="Times New Roman" w:cs="Times New Roman"/>
-          <w:sz w:val="24"/>
-          <w:szCs w:val="24"/>
-        </w:rPr>
-        <w:t xml:space="preserve"> del proyecto. Cuando el frontend solicita la autenticación, el navegador o la aplicación móvil son redirigidos al flujo de Google y, tras la autorización, regresan a la aplicación a través de la URI de redirección configurada.</w:t>
+        <w:t>En el flujo real de la aplicación, dado que la autenticación con Google se delega en Firebase, las URIs de redirección autorizadas son principalmente las que Firebase utiliza internamente para el dominio authDomain del proyecto. Cuando el frontend solicita la autenticación, el navegador o la aplicación móvil son redirigidos al flujo de Google y, tras la autorización, regresan a la aplicación a través de la URI de redirección configurada.</w:t>
       </w:r>
     </w:p>
     <w:p>
@@ -2950,21 +2587,7 @@
           <w:rFonts w:eastAsia="Times New Roman"/>
         </w:rPr>
         <w:lastRenderedPageBreak/>
-        <w:t>2.5. Flujo completo de autorización (</w:t>
-      </w:r>
-      <w:proofErr w:type="spellStart"/>
-      <w:r>
-        <w:rPr>
-          <w:rFonts w:eastAsia="Times New Roman"/>
-        </w:rPr>
-        <w:t>Authorization</w:t>
-      </w:r>
-      <w:proofErr w:type="spellEnd"/>
-      <w:r>
-        <w:rPr>
-          <w:rFonts w:eastAsia="Times New Roman"/>
-        </w:rPr>
-        <w:t xml:space="preserve"> Code Flow)</w:t>
+        <w:t>2.5. Flujo completo de autorización (Authorization Code Flow)</w:t>
       </w:r>
       <w:bookmarkEnd w:id="14"/>
       <w:bookmarkEnd w:id="15"/>
@@ -2980,121 +2603,21 @@
           <w:sz w:val="24"/>
           <w:szCs w:val="24"/>
         </w:rPr>
-        <w:t>La aplicación utiliza el flujo de código de autorización (</w:t>
+        <w:t>La aplicación utiliza el flujo de código de autorización (Authorization Code Flow) de OAuth 2.0, gestionado de forma transparente por Firebase y por los SDK de inicio de sesión de Google. Este flujo garantiza que el backend nunca reciba directamente la contraseña del usuario y que la confirmación de identidad se apoye en tokens emitidos por el servidor de autorización. Los pasos del flujo son los siguientes:</w:t>
       </w:r>
-      <w:proofErr w:type="spellStart"/>
+    </w:p>
+    <w:p>
+      <w:pPr>
+        <w:spacing w:line="360" w:lineRule="auto"/>
+        <w:ind w:firstLine="720"/>
+      </w:pPr>
       <w:r>
         <w:rPr>
           <w:rFonts w:eastAsia="Times New Roman" w:cs="Times New Roman"/>
           <w:sz w:val="24"/>
           <w:szCs w:val="24"/>
         </w:rPr>
-        <w:t>Authorization</w:t>
-      </w:r>
-      <w:proofErr w:type="spellEnd"/>
-      <w:r>
-        <w:rPr>
-          <w:rFonts w:eastAsia="Times New Roman" w:cs="Times New Roman"/>
-          <w:sz w:val="24"/>
-          <w:szCs w:val="24"/>
-        </w:rPr>
-        <w:t xml:space="preserve"> Code Flow) de OAuth 2.0, gestionado de forma transparente por Firebase y por los SDK de inicio de sesión de Google. Este flujo garantiza que el backend nunca reciba directamente la contraseña del usuario y que la confirmación de identidad se apoye en tokens emitidos por el servidor de autorización. Los pasos del flujo son los siguientes:</w:t>
-      </w:r>
-    </w:p>
-    <w:p>
-      <w:pPr>
-        <w:spacing w:line="360" w:lineRule="auto"/>
-        <w:ind w:firstLine="720"/>
-      </w:pPr>
-      <w:r>
-        <w:rPr>
-          <w:rFonts w:eastAsia="Times New Roman" w:cs="Times New Roman"/>
-          <w:sz w:val="24"/>
-          <w:szCs w:val="24"/>
-        </w:rPr>
-        <w:t xml:space="preserve">En primer lugar, el frontend solicita la autenticación al usuario mediante la plataforma correspondiente: en la web se abre una ventana emergente de Google y en las plataformas móviles se muestra el flujo nativo de inicio de sesión de Google. El usuario selecciona su cuenta y acepta los permisos solicitados en la pantalla de consentimiento. A continuación, el SDK obtiene un token de identificación de Google que, en las plataformas móviles, se intercambia en Firebase mediante una credencial para obtener la sesión de Firebase. Posteriormente, la aplicación obtiene el Firebase ID Token a través de </w:t>
-      </w:r>
-      <w:proofErr w:type="spellStart"/>
-      <w:proofErr w:type="gramStart"/>
-      <w:r>
-        <w:rPr>
-          <w:rFonts w:eastAsia="Times New Roman" w:cs="Times New Roman"/>
-          <w:sz w:val="24"/>
-          <w:szCs w:val="24"/>
-        </w:rPr>
-        <w:t>getIdToken</w:t>
-      </w:r>
-      <w:proofErr w:type="spellEnd"/>
-      <w:r>
-        <w:rPr>
-          <w:rFonts w:eastAsia="Times New Roman" w:cs="Times New Roman"/>
-          <w:sz w:val="24"/>
-          <w:szCs w:val="24"/>
-        </w:rPr>
-        <w:t>(</w:t>
-      </w:r>
-      <w:proofErr w:type="gramEnd"/>
-      <w:r>
-        <w:rPr>
-          <w:rFonts w:eastAsia="Times New Roman" w:cs="Times New Roman"/>
-          <w:sz w:val="24"/>
-          <w:szCs w:val="24"/>
-        </w:rPr>
-        <w:t xml:space="preserve">) y lo envía al backend en el </w:t>
-      </w:r>
-      <w:proofErr w:type="spellStart"/>
-      <w:r>
-        <w:rPr>
-          <w:rFonts w:eastAsia="Times New Roman" w:cs="Times New Roman"/>
-          <w:sz w:val="24"/>
-          <w:szCs w:val="24"/>
-        </w:rPr>
-        <w:t>endpoint</w:t>
-      </w:r>
-      <w:proofErr w:type="spellEnd"/>
-      <w:r>
-        <w:rPr>
-          <w:rFonts w:eastAsia="Times New Roman" w:cs="Times New Roman"/>
-          <w:sz w:val="24"/>
-          <w:szCs w:val="24"/>
-        </w:rPr>
-        <w:t xml:space="preserve"> /api/</w:t>
-      </w:r>
-      <w:proofErr w:type="spellStart"/>
-      <w:r>
-        <w:rPr>
-          <w:rFonts w:eastAsia="Times New Roman" w:cs="Times New Roman"/>
-          <w:sz w:val="24"/>
-          <w:szCs w:val="24"/>
-        </w:rPr>
-        <w:t>auth</w:t>
-      </w:r>
-      <w:proofErr w:type="spellEnd"/>
-      <w:r>
-        <w:rPr>
-          <w:rFonts w:eastAsia="Times New Roman" w:cs="Times New Roman"/>
-          <w:sz w:val="24"/>
-          <w:szCs w:val="24"/>
-        </w:rPr>
-        <w:t>/</w:t>
-      </w:r>
-      <w:proofErr w:type="spellStart"/>
-      <w:r>
-        <w:rPr>
-          <w:rFonts w:eastAsia="Times New Roman" w:cs="Times New Roman"/>
-          <w:sz w:val="24"/>
-          <w:szCs w:val="24"/>
-        </w:rPr>
-        <w:t>google</w:t>
-      </w:r>
-      <w:proofErr w:type="spellEnd"/>
-      <w:r>
-        <w:rPr>
-          <w:rFonts w:eastAsia="Times New Roman" w:cs="Times New Roman"/>
-          <w:sz w:val="24"/>
-          <w:szCs w:val="24"/>
-        </w:rPr>
-        <w:t>.</w:t>
+        <w:t>En primer lugar, el frontend solicita la autenticación al usuario mediante la plataforma correspondiente: en la web se abre una ventana emergente de Google y en las plataformas móviles se muestra el flujo nativo de inicio de sesión de Google. El usuario selecciona su cuenta y acepta los permisos solicitados en la pantalla de consentimiento. A continuación, el SDK obtiene un token de identificación de Google que, en las plataformas móviles, se intercambia en Firebase mediante una credencial para obtener la sesión de Firebase. Posteriormente, la aplicación obtiene el Firebase ID Token a través de getIdToken() y lo envía al backend en el endpoint /api/auth/google.</w:t>
       </w:r>
     </w:p>
     <w:p>
@@ -3130,21 +2653,7 @@
         <w:rPr>
           <w:rFonts w:eastAsia="Times New Roman"/>
         </w:rPr>
-        <w:t xml:space="preserve"> tokens de acceso y </w:t>
-      </w:r>
-      <w:proofErr w:type="spellStart"/>
-      <w:r>
-        <w:rPr>
-          <w:rFonts w:eastAsia="Times New Roman"/>
-        </w:rPr>
-        <w:t>refresh</w:t>
-      </w:r>
-      <w:proofErr w:type="spellEnd"/>
-      <w:r>
-        <w:rPr>
-          <w:rFonts w:eastAsia="Times New Roman"/>
-        </w:rPr>
-        <w:t xml:space="preserve"> tokens</w:t>
+        <w:t xml:space="preserve"> tokens de acceso y refresh tokens</w:t>
       </w:r>
       <w:bookmarkEnd w:id="16"/>
       <w:bookmarkEnd w:id="17"/>
@@ -3189,12 +2698,6 @@
         <w:gridCol w:w="3455"/>
       </w:tblGrid>
       <w:tr>
-        <w:tblPrEx>
-          <w:tblCellMar>
-            <w:top w:w="0" w:type="dxa"/>
-            <w:bottom w:w="0" w:type="dxa"/>
-          </w:tblCellMar>
-        </w:tblPrEx>
         <w:trPr>
           <w:tblHeader/>
         </w:trPr>
@@ -3288,12 +2791,6 @@
         </w:tc>
       </w:tr>
       <w:tr>
-        <w:tblPrEx>
-          <w:tblCellMar>
-            <w:top w:w="0" w:type="dxa"/>
-            <w:bottom w:w="0" w:type="dxa"/>
-          </w:tblCellMar>
-        </w:tblPrEx>
         <w:tc>
           <w:tcPr>
             <w:tcW w:w="2246" w:type="dxa"/>
@@ -3364,12 +2861,6 @@
         </w:tc>
       </w:tr>
       <w:tr>
-        <w:tblPrEx>
-          <w:tblCellMar>
-            <w:top w:w="0" w:type="dxa"/>
-            <w:bottom w:w="0" w:type="dxa"/>
-          </w:tblCellMar>
-        </w:tblPrEx>
         <w:tc>
           <w:tcPr>
             <w:tcW w:w="2246" w:type="dxa"/>
@@ -3440,12 +2931,6 @@
         </w:tc>
       </w:tr>
       <w:tr>
-        <w:tblPrEx>
-          <w:tblCellMar>
-            <w:top w:w="0" w:type="dxa"/>
-            <w:bottom w:w="0" w:type="dxa"/>
-          </w:tblCellMar>
-        </w:tblPrEx>
         <w:tc>
           <w:tcPr>
             <w:tcW w:w="2246" w:type="dxa"/>
@@ -3454,21 +2939,12 @@
             <w:pPr>
               <w:spacing w:before="30" w:after="30"/>
             </w:pPr>
-            <w:proofErr w:type="spellStart"/>
             <w:r>
               <w:rPr>
                 <w:rFonts w:eastAsia="Times New Roman" w:cs="Times New Roman"/>
                 <w:sz w:val="22"/>
               </w:rPr>
-              <w:t>Refresh</w:t>
-            </w:r>
-            <w:proofErr w:type="spellEnd"/>
-            <w:r>
-              <w:rPr>
-                <w:rFonts w:eastAsia="Times New Roman" w:cs="Times New Roman"/>
-                <w:sz w:val="22"/>
-              </w:rPr>
-              <w:t xml:space="preserve"> token</w:t>
+              <w:t>Refresh token</w:t>
             </w:r>
           </w:p>
         </w:tc>
@@ -3537,43 +3013,7 @@
           <w:sz w:val="24"/>
           <w:szCs w:val="24"/>
         </w:rPr>
-        <w:t xml:space="preserve">En cuanto a los </w:t>
-      </w:r>
-      <w:proofErr w:type="spellStart"/>
-      <w:r>
-        <w:rPr>
-          <w:rFonts w:eastAsia="Times New Roman" w:cs="Times New Roman"/>
-          <w:sz w:val="24"/>
-          <w:szCs w:val="24"/>
-        </w:rPr>
-        <w:t>refresh</w:t>
-      </w:r>
-      <w:proofErr w:type="spellEnd"/>
-      <w:r>
-        <w:rPr>
-          <w:rFonts w:eastAsia="Times New Roman" w:cs="Times New Roman"/>
-          <w:sz w:val="24"/>
-          <w:szCs w:val="24"/>
-        </w:rPr>
-        <w:t xml:space="preserve"> tokens, Firebase y los SDK de inicio de sesión de Google gestionan de forma automática la renovación de la sesión del usuario. En el flujo interno del backend, la renovación se apoya en la gestión de sesiones de usuario (</w:t>
-      </w:r>
-      <w:proofErr w:type="spellStart"/>
-      <w:r>
-        <w:rPr>
-          <w:rFonts w:eastAsia="Times New Roman" w:cs="Times New Roman"/>
-          <w:sz w:val="24"/>
-          <w:szCs w:val="24"/>
-        </w:rPr>
-        <w:t>UserSession</w:t>
-      </w:r>
-      <w:proofErr w:type="spellEnd"/>
-      <w:r>
-        <w:rPr>
-          <w:rFonts w:eastAsia="Times New Roman" w:cs="Times New Roman"/>
-          <w:sz w:val="24"/>
-          <w:szCs w:val="24"/>
-        </w:rPr>
-        <w:t>): cada inicio de sesión crea una sesión activa con un identificador asociado al token JWT, de modo que el backend puede revocar el acceso de forma inmediata cuando el usuario cierra sesión o cuando su cuenta es desactivada. Esta estrategia aporta un control granular sobre las sesiones activas sin depender únicamente de la expiración del token.</w:t>
+        <w:t>En cuanto a los refresh tokens, Firebase y los SDK de inicio de sesión de Google gestionan de forma automática la renovación de la sesión del usuario. En el flujo interno del backend, la renovación se apoya en la gestión de sesiones de usuario (UserSession): cada inicio de sesión crea una sesión activa con un identificador asociado al token JWT, de modo que el backend puede revocar el acceso de forma inmediata cuando el usuario cierra sesión o cuando su cuenta es desactivada. Esta estrategia aporta un control granular sobre las sesiones activas sin depender únicamente de la expiración del token.</w:t>
       </w:r>
     </w:p>
     <w:p>
@@ -3586,21 +3026,7 @@
         <w:rPr>
           <w:rFonts w:eastAsia="Times New Roman"/>
         </w:rPr>
-        <w:t xml:space="preserve">2.7. </w:t>
-      </w:r>
-      <w:proofErr w:type="spellStart"/>
-      <w:r>
-        <w:rPr>
-          <w:rFonts w:eastAsia="Times New Roman"/>
-        </w:rPr>
-        <w:t>Scopes</w:t>
-      </w:r>
-      <w:proofErr w:type="spellEnd"/>
-      <w:r>
-        <w:rPr>
-          <w:rFonts w:eastAsia="Times New Roman"/>
-        </w:rPr>
-        <w:t xml:space="preserve"> </w:t>
+        <w:t xml:space="preserve">2.7. Scopes </w:t>
       </w:r>
       <w:r>
         <w:t>solicitados</w:t>
@@ -3625,25 +3051,7 @@
           <w:sz w:val="24"/>
           <w:szCs w:val="24"/>
         </w:rPr>
-        <w:t>Los ámbitos de acceso (</w:t>
-      </w:r>
-      <w:proofErr w:type="spellStart"/>
-      <w:r>
-        <w:rPr>
-          <w:rFonts w:eastAsia="Times New Roman" w:cs="Times New Roman"/>
-          <w:sz w:val="24"/>
-          <w:szCs w:val="24"/>
-        </w:rPr>
-        <w:t>scopes</w:t>
-      </w:r>
-      <w:proofErr w:type="spellEnd"/>
-      <w:r>
-        <w:rPr>
-          <w:rFonts w:eastAsia="Times New Roman" w:cs="Times New Roman"/>
-          <w:sz w:val="24"/>
-          <w:szCs w:val="24"/>
-        </w:rPr>
-        <w:t>) determinan qué información de la cuenta de Google se solicita al usuario durante la autorización. En el proyecto no se declaran ámbitos adicionales de forma explícita en el código; se utilizan los ámbitos por defecto que proporcionan Firebase y el SDK nativo de inicio de sesión de Google. Estos ámbitos por defecto otorgan acceso a la información básica del perfil, es decir, el nombre, el correo electrónico y la fotografía del usuario.</w:t>
+        <w:t>Los ámbitos de acceso (scopes) determinan qué información de la cuenta de Google se solicita al usuario durante la autorización. En el proyecto no se declaran ámbitos adicionales de forma explícita en el código; se utilizan los ámbitos por defecto que proporcionan Firebase y el SDK nativo de inicio de sesión de Google. Estos ámbitos por defecto otorgan acceso a la información básica del perfil, es decir, el nombre, el correo electrónico y la fotografía del usuario.</w:t>
       </w:r>
     </w:p>
     <w:p/>
@@ -3671,12 +3079,6 @@
         <w:gridCol w:w="5615"/>
       </w:tblGrid>
       <w:tr>
-        <w:tblPrEx>
-          <w:tblCellMar>
-            <w:top w:w="0" w:type="dxa"/>
-            <w:bottom w:w="0" w:type="dxa"/>
-          </w:tblCellMar>
-        </w:tblPrEx>
         <w:trPr>
           <w:tblHeader/>
         </w:trPr>
@@ -3748,12 +3150,6 @@
         </w:tc>
       </w:tr>
       <w:tr>
-        <w:tblPrEx>
-          <w:tblCellMar>
-            <w:top w:w="0" w:type="dxa"/>
-            <w:bottom w:w="0" w:type="dxa"/>
-          </w:tblCellMar>
-        </w:tblPrEx>
         <w:tc>
           <w:tcPr>
             <w:tcW w:w="3182" w:type="dxa"/>
@@ -3801,34 +3197,12 @@
                 <w:rFonts w:eastAsia="Times New Roman" w:cs="Times New Roman"/>
                 <w:sz w:val="22"/>
               </w:rPr>
-              <w:t xml:space="preserve">Se utiliza para poblar el campo </w:t>
-            </w:r>
-            <w:proofErr w:type="spellStart"/>
-            <w:r>
-              <w:rPr>
-                <w:rFonts w:eastAsia="Times New Roman" w:cs="Times New Roman"/>
-                <w:sz w:val="22"/>
-              </w:rPr>
-              <w:t>fullName</w:t>
-            </w:r>
-            <w:proofErr w:type="spellEnd"/>
-            <w:r>
-              <w:rPr>
-                <w:rFonts w:eastAsia="Times New Roman" w:cs="Times New Roman"/>
-                <w:sz w:val="22"/>
-              </w:rPr>
-              <w:t xml:space="preserve"> del usuario</w:t>
+              <w:t>Se utiliza para poblar el campo fullName del usuario</w:t>
             </w:r>
           </w:p>
         </w:tc>
       </w:tr>
       <w:tr>
-        <w:tblPrEx>
-          <w:tblCellMar>
-            <w:top w:w="0" w:type="dxa"/>
-            <w:bottom w:w="0" w:type="dxa"/>
-          </w:tblCellMar>
-        </w:tblPrEx>
         <w:tc>
           <w:tcPr>
             <w:tcW w:w="3182" w:type="dxa"/>
@@ -3882,12 +3256,6 @@
         </w:tc>
       </w:tr>
       <w:tr>
-        <w:tblPrEx>
-          <w:tblCellMar>
-            <w:top w:w="0" w:type="dxa"/>
-            <w:bottom w:w="0" w:type="dxa"/>
-          </w:tblCellMar>
-        </w:tblPrEx>
         <w:tc>
           <w:tcPr>
             <w:tcW w:w="3182" w:type="dxa"/>
@@ -3935,34 +3303,12 @@
                 <w:rFonts w:eastAsia="Times New Roman" w:cs="Times New Roman"/>
                 <w:sz w:val="22"/>
               </w:rPr>
-              <w:t xml:space="preserve">Se asigna a </w:t>
-            </w:r>
-            <w:proofErr w:type="spellStart"/>
-            <w:r>
-              <w:rPr>
-                <w:rFonts w:eastAsia="Times New Roman" w:cs="Times New Roman"/>
-                <w:sz w:val="22"/>
-              </w:rPr>
-              <w:t>photoUrl</w:t>
-            </w:r>
-            <w:proofErr w:type="spellEnd"/>
-            <w:r>
-              <w:rPr>
-                <w:rFonts w:eastAsia="Times New Roman" w:cs="Times New Roman"/>
-                <w:sz w:val="22"/>
-              </w:rPr>
-              <w:t xml:space="preserve"> para mostrar el avatar del usuario</w:t>
+              <w:t>Se asigna a photoUrl para mostrar el avatar del usuario</w:t>
             </w:r>
           </w:p>
         </w:tc>
       </w:tr>
       <w:tr>
-        <w:tblPrEx>
-          <w:tblCellMar>
-            <w:top w:w="0" w:type="dxa"/>
-            <w:bottom w:w="0" w:type="dxa"/>
-          </w:tblCellMar>
-        </w:tblPrEx>
         <w:tc>
           <w:tcPr>
             <w:tcW w:w="3182" w:type="dxa"/>
@@ -4056,6 +3402,10 @@
     <w:sdt>
       <w:sdtPr>
         <w:rPr>
+          <w:rFonts w:eastAsia="Calibri" w:cs="Calibri"/>
+          <w:b w:val="0"/>
+          <w:color w:val="auto"/>
+          <w:szCs w:val="22"/>
           <w:lang w:val="es-MX"/>
         </w:rPr>
         <w:id w:val="-1196312230"/>
@@ -4066,10 +3416,6 @@
       </w:sdtPr>
       <w:sdtEndPr>
         <w:rPr>
-          <w:rFonts w:eastAsia="Calibri" w:cs="Calibri"/>
-          <w:b w:val="0"/>
-          <w:color w:val="auto"/>
-          <w:szCs w:val="22"/>
           <w:lang w:val="es-419"/>
         </w:rPr>
       </w:sdtEndPr>
@@ -10059,12 +9405,6 @@
 </file>
 
 <file path=customXml/item1.xml><?xml version="1.0" encoding="utf-8"?>
-<go:gDocsCustomXmlDataStorage xmlns:go="http://customooxmlschemas.google.com/" xmlns:r="http://schemas.openxmlformats.org/officeDocument/2006/relationships" uri="GoogleDocsCustomDataVersion2">
-  <go:docsCustomData xmlns:go="http://customooxmlschemas.google.com/" roundtripDataSignature="AMtx7mi9d+hB7Yr5xbgsLmNWLWBp+ZE0pA==">CgMxLjAyDmgucTN2NzA2eG5kbmd2Mg5oLmt3bTJka3VkZzlmejgAciExQXU0QTJUc0Z4RFFfZjVvQkJHWk1rcEIzQ01SMG5jazY=</go:docsCustomData>
-</go:gDocsCustomXmlDataStorage>
-</file>
-
-<file path=customXml/item2.xml><?xml version="1.0" encoding="utf-8"?>
 <b:Sources xmlns:b="http://schemas.openxmlformats.org/officeDocument/2006/bibliography" xmlns="http://schemas.openxmlformats.org/officeDocument/2006/bibliography" SelectedStyle="\APASixthEditionOfficeOnline.xsl" StyleName="APA" Version="6">
   <b:Source>
     <b:Tag>Goo25</b:Tag>
@@ -10143,19 +9483,25 @@
 </b:Sources>
 </file>
 
+<file path=customXml/item2.xml><?xml version="1.0" encoding="utf-8"?>
+<go:gDocsCustomXmlDataStorage xmlns:go="http://customooxmlschemas.google.com/" xmlns:r="http://schemas.openxmlformats.org/officeDocument/2006/relationships" uri="GoogleDocsCustomDataVersion2">
+  <go:docsCustomData xmlns:go="http://customooxmlschemas.google.com/" roundtripDataSignature="AMtx7mi9d+hB7Yr5xbgsLmNWLWBp+ZE0pA==">CgMxLjAyDmgucTN2NzA2eG5kbmd2Mg5oLmt3bTJka3VkZzlmejgAciExQXU0QTJUc0Z4RFFfZjVvQkJHWk1rcEIzQ01SMG5jazY=</go:docsCustomData>
+</go:gDocsCustomXmlDataStorage>
+</file>
+
 <file path=customXml/itemProps1.xml><?xml version="1.0" encoding="utf-8"?>
+<ds:datastoreItem xmlns:ds="http://schemas.openxmlformats.org/officeDocument/2006/customXml" ds:itemID="{226488E8-480F-406B-83C1-B3949C815738}">
+  <ds:schemaRefs>
+    <ds:schemaRef ds:uri="http://schemas.openxmlformats.org/officeDocument/2006/bibliography"/>
+  </ds:schemaRefs>
+</ds:datastoreItem>
+</file>
+
+<file path=customXml/itemProps2.xml><?xml version="1.0" encoding="utf-8"?>
 <ds:datastoreItem xmlns:ds="http://schemas.openxmlformats.org/officeDocument/2006/customXml" ds:itemID="{11111111-1234-1234-1234-123412341234}">
   <ds:schemaRefs>
     <ds:schemaRef ds:uri="http://customooxmlschemas.google.com/"/>
     <ds:schemaRef ds:uri="http://schemas.openxmlformats.org/officeDocument/2006/relationships"/>
   </ds:schemaRefs>
 </ds:datastoreItem>
-</file>
-
-<file path=customXml/itemProps2.xml><?xml version="1.0" encoding="utf-8"?>
-<ds:datastoreItem xmlns:ds="http://schemas.openxmlformats.org/officeDocument/2006/customXml" ds:itemID="{226488E8-480F-406B-83C1-B3949C815738}">
-  <ds:schemaRefs>
-    <ds:schemaRef ds:uri="http://schemas.openxmlformats.org/officeDocument/2006/bibliography"/>
-  </ds:schemaRefs>
-</ds:datastoreItem>
 </file>